--- a/docs/docx/technical_documentation/00_INDEX.docx
+++ b/docs/docx/technical_documentation/00_INDEX.docx
@@ -124,7 +124,7 @@
                 <w:b/>
                 <w:bCs/>
               </w:rPr>
-              <w:t xml:space="preserve">3.10.523</w:t>
+              <w:t xml:space="preserve">3.10.696</w:t>
             </w:r>
             <w:r>
               <w:t xml:space="preserve"> </w:t>
